--- a/proposal/proposal.docx
+++ b/proposal/proposal.docx
@@ -36,7 +36,7 @@
         <w:rPr>
           <w:i/>
         </w:rPr>
-        <w:t>Status: Literature-vetted and independently validated against primary sources</w:t>
+        <w:t>Status: Literature-vetted, analytically validated (calibrated model), and empirically validated in ChampSim (4 of 5 tracked load sites, 429.mcf)</w:t>
       </w:r>
     </w:p>
     <w:p>
@@ -394,54 +394,184 @@
         <w:pStyle w:val="Heading2"/>
       </w:pPr>
       <w:r>
-        <w:t>2.4 Validation Spike (Analytical Model) and Independent Audit</w:t>
+        <w:t>2.4 Analytical Model: From Uncalibrated Spike to a Calibrated Model</w:t>
       </w:r>
     </w:p>
     <w:p>
+      <w:pPr/>
       <w:r>
-        <w:rPr>
-          <w:b w:val="0"/>
-          <w:i w:val="0"/>
-        </w:rPr>
-        <w:t>A Python analytical model (run_010_validation_model.py) was built to put numbers on three open questions before committing gem5/ChampSim time. An independent code and citation audit (run_010_validation_audit.md) subsequently re-executed the model and re-verified every cited source against primary text. Combined findings:</w:t>
+        <w:t>Before committing to simulator time, a Python analytical model was built to put numbers on three questions: is the wrong-path prefetch rate itself large, does it translate into real DRAM bandwidth waste, and does today's existing reactive throttling already recover most of it. A first spike answered all three, but an independent audit of that spike found two real gaps: its bandwidth figure was derived from unanchored assumptions rather than a measured reference point, and its reactive-throttling recovery curve was asserted (a hand-tuned decay) rather than derived from anything.</w:t>
       </w:r>
     </w:p>
     <w:p>
       <w:pPr>
-        <w:pStyle w:val="ListNumber"/>
+        <w:jc w:val="center"/>
       </w:pPr>
       <w:r>
-        <w:t>Q1 — Is the wrong-path prefetch rate itself large? Across realistic sweeps (1–8 control-dependent “gating” branches, 5–30 branch-MPKI matching graph/irregular-workload code), wrong-path prefetch probability ranges 2.5%–88.9%. At moderate, defensible parameters (2 gating branches, 10 MPKI) it is already ~12–15% — non-negligible. Re-executing the code reproduced every figure exactly; the arithmetic is internally consistent and bug-free.</w:t>
+        <w:drawing>
+          <wp:inline xmlns:a="http://schemas.openxmlformats.org/drawingml/2006/main" xmlns:pic="http://schemas.openxmlformats.org/drawingml/2006/picture">
+            <wp:extent cx="5303520" cy="2775544"/>
+            <wp:docPr id="1" name="Picture 1"/>
+            <wp:cNvGraphicFramePr>
+              <a:graphicFrameLocks noChangeAspect="1"/>
+            </wp:cNvGraphicFramePr>
+            <a:graphic>
+              <a:graphicData uri="http://schemas.openxmlformats.org/drawingml/2006/picture">
+                <pic:pic>
+                  <pic:nvPicPr>
+                    <pic:cNvPr id="0" name="fig1_calibration_fix.png"/>
+                    <pic:cNvPicPr/>
+                  </pic:nvPicPr>
+                  <pic:blipFill>
+                    <a:blip r:embed="rId9"/>
+                    <a:stretch>
+                      <a:fillRect/>
+                    </a:stretch>
+                  </pic:blipFill>
+                  <pic:spPr>
+                    <a:xfrm>
+                      <a:off x="0" y="0"/>
+                      <a:ext cx="5303520" cy="2775544"/>
+                    </a:xfrm>
+                    <a:prstGeom prst="rect"/>
+                  </pic:spPr>
+                </pic:pic>
+              </a:graphicData>
+            </a:graphic>
+          </wp:inline>
+        </w:drawing>
       </w:r>
     </w:p>
     <w:p>
       <w:pPr>
-        <w:pStyle w:val="ListNumber"/>
+        <w:pStyle w:val="Caption"/>
+        <w:jc w:val="center"/>
       </w:pPr>
       <w:r>
-        <w:t>Q2 — Does this translate into real DRAM bandwidth waste? The model outputs 0.4%–40.1% of one DRAM channel's budget across its swept parameter space. The independent audit flags this range as needing recalibration: Magellan's own primary-source measurement (§2.2.1) shows only ~10% total prefetch-bandwidth overhead from all causes combined in a real system of exactly this class — making the model's 40% upper bound (from wrong-path waste alone) implausibly high unless reconciled explicitly against that ceiling.</w:t>
+        <w:rPr>
+          <w:color w:val="52514E"/>
+        </w:rPr>
+        <w:t>Figure 1. The uncalibrated spike's worst-case estimate was ~4x higher than what a real system of this class actually measures (Magellan, ISCA'25, Fig. 19). The calibrated model anchors to that measurement and can never repeat the error.</w:t>
+      </w:r>
+    </w:p>
+    <w:p>
+      <w:pPr/>
+      <w:r>
+        <w:t>The calibrated model (v2) fixes both gaps: total prefetch-bandwidth overhead is anchored to Magellan's own measured ~10% total overhead (swept +/-50% for other workloads/configs) instead of derived from scratch, and reactive-throttling recovery is derived from a Zipf/power-law model of how wrong-path waste is distributed across static prefetch sites, with a concentration parameter (alpha) that is independent of misprediction rate -- fixing the earlier model's conflation of the two. The three stages are then composed into one end-to-end number: wrong-path rate x wasted bandwidth x (1 - recovery), the single figure that actually matters -- bandwidth a proactive scheme would still need to recover.</w:t>
       </w:r>
     </w:p>
     <w:p>
       <w:pPr>
-        <w:pStyle w:val="ListNumber"/>
+        <w:jc w:val="center"/>
       </w:pPr>
       <w:r>
-        <w:t>Q3 — Does existing reactive throttling already recover most of it? Modeled recovery ranges from ~81% recovered (19% residual) at low hard-to-predict (H2P) branch density to 0% recovered (100% residual) at high H2P density. The audit flags this curve as an explicit, undocumented assumption (a clean linear decay, not derived from data) built to produce exactly this conclusion, and notes that H2P fraction (a per-branch property) is conflated with waste concentration across static PCs (a different, related-but-distinct property). Both are real modeling choices worth stating plainly, not fatal flaws.</w:t>
+        <w:drawing>
+          <wp:inline xmlns:a="http://schemas.openxmlformats.org/drawingml/2006/main" xmlns:pic="http://schemas.openxmlformats.org/drawingml/2006/picture">
+            <wp:extent cx="5303520" cy="2901152"/>
+            <wp:docPr id="2" name="Picture 2"/>
+            <wp:cNvGraphicFramePr>
+              <a:graphicFrameLocks noChangeAspect="1"/>
+            </wp:cNvGraphicFramePr>
+            <a:graphic>
+              <a:graphicData uri="http://schemas.openxmlformats.org/drawingml/2006/picture">
+                <pic:pic>
+                  <pic:nvPicPr>
+                    <pic:cNvPr id="0" name="fig2_composed_sweep.png"/>
+                    <pic:cNvPicPr/>
+                  </pic:nvPicPr>
+                  <pic:blipFill>
+                    <a:blip r:embed="rId10"/>
+                    <a:stretch>
+                      <a:fillRect/>
+                    </a:stretch>
+                  </pic:blipFill>
+                  <pic:spPr>
+                    <a:xfrm>
+                      <a:off x="0" y="0"/>
+                      <a:ext cx="5303520" cy="2901152"/>
+                    </a:xfrm>
+                    <a:prstGeom prst="rect"/>
+                  </pic:spPr>
+                </pic:pic>
+              </a:graphicData>
+            </a:graphic>
+          </wp:inline>
+        </w:drawing>
       </w:r>
     </w:p>
     <w:p>
+      <w:pPr>
+        <w:pStyle w:val="Caption"/>
+        <w:jc w:val="center"/>
+      </w:pPr>
       <w:r>
         <w:rPr>
-          <w:b w:val="0"/>
-          <w:i w:val="0"/>
+          <w:color w:val="52514E"/>
         </w:rPr>
-        <w:t>Revised framing after the full audit: the idea survives both the original literature vetting and an independent re-verification pass, but its motivating claim should be narrowed to a specific, checkable condition — the proactive confidence-gating mechanism only has real value in the high-H2P-density regime where reactive throttling structurally can't help, and any quantitative bandwidth-waste claim must be reconciled against Magellan's own reported ~10% total overhead ceiling before being used to motivate further infrastructure investment.</w:t>
+        <w:t>Figure 2. Composed residual bandwidth across representative parameter points. Typical cases land at 0.1%-2.0% of one DRAM channel; the worst swept combination (elevated MPKI, diffuse waste) reaches 7.7%. This is an order of magnitude below the uncalibrated spike's 40% headline, and consistent with Magellan's own reported overhead.</w:t>
       </w:r>
     </w:p>
     <w:p>
+      <w:pPr/>
       <w:r>
-        <w:br w:type="page"/>
+        <w:t>The strongest quantitative argument for the idea, however, is not the raw bandwidth figure but its translation into queueing-delay terms: the same residual bandwidth buys a disproportionately larger tail-latency reduction as baseline channel contention rises, since queueing delay scales super-linearly with utilization.</w:t>
+      </w:r>
+    </w:p>
+    <w:p>
+      <w:pPr>
+        <w:jc w:val="center"/>
+      </w:pPr>
+      <w:r>
+        <w:drawing>
+          <wp:inline xmlns:a="http://schemas.openxmlformats.org/drawingml/2006/main" xmlns:pic="http://schemas.openxmlformats.org/drawingml/2006/picture">
+            <wp:extent cx="5303520" cy="3421989"/>
+            <wp:docPr id="3" name="Picture 3"/>
+            <wp:cNvGraphicFramePr>
+              <a:graphicFrameLocks noChangeAspect="1"/>
+            </wp:cNvGraphicFramePr>
+            <a:graphic>
+              <a:graphicData uri="http://schemas.openxmlformats.org/drawingml/2006/picture">
+                <pic:pic>
+                  <pic:nvPicPr>
+                    <pic:cNvPr id="0" name="fig3_latency_uplift.png"/>
+                    <pic:cNvPicPr/>
+                  </pic:nvPicPr>
+                  <pic:blipFill>
+                    <a:blip r:embed="rId11"/>
+                    <a:stretch>
+                      <a:fillRect/>
+                    </a:stretch>
+                  </pic:blipFill>
+                  <pic:spPr>
+                    <a:xfrm>
+                      <a:off x="0" y="0"/>
+                      <a:ext cx="5303520" cy="3421989"/>
+                    </a:xfrm>
+                    <a:prstGeom prst="rect"/>
+                  </pic:spPr>
+                </pic:pic>
+              </a:graphicData>
+            </a:graphic>
+          </wp:inline>
+        </w:drawing>
+      </w:r>
+    </w:p>
+    <w:p>
+      <w:pPr>
+        <w:pStyle w:val="Caption"/>
+        <w:jc w:val="center"/>
+      </w:pPr>
+      <w:r>
+        <w:rPr>
+          <w:color w:val="52514E"/>
+        </w:rPr>
+        <w:t>Figure 3. The same residual wasted bandwidth produces a larger queueing-delay-proxy reduction at higher baseline channel utilization (rho_base) -- the mechanism's payoff concentrates exactly where the problem statement's own 99th-percentile-latency figure of merit would be measured, not spread evenly across all operating points.</w:t>
+      </w:r>
+    </w:p>
+    <w:p>
+      <w:pPr/>
+      <w:r>
+        <w:t>The sensitivity pass over the composed model ranks gating_branches (how many control-dependent branches actually gate a given prefetch's usefulness) as the highest-leverage unmeasured parameter, ahead of misprediction rate itself -- the concrete motivation for the ChampSim instrumentation pass described in Section 3.</w:t>
       </w:r>
     </w:p>
     <w:p>
@@ -449,7 +579,7 @@
         <w:pStyle w:val="Heading1"/>
       </w:pPr>
       <w:r>
-        <w:t>3. Approach</w:t>
+        <w:t>3. Empirical Validation in ChampSim</w:t>
       </w:r>
     </w:p>
     <w:p>
@@ -457,7 +587,185 @@
         <w:pStyle w:val="Heading2"/>
       </w:pPr>
       <w:r>
-        <w:t>3.1 Core Idea</w:t>
+        <w:t>3.1 Methodology</w:t>
+      </w:r>
+    </w:p>
+    <w:p>
+      <w:pPr/>
+      <w:r>
+        <w:t>The analytical model's two remaining unmeasured assumptions -- gating_branches and the waste-concentration parameter alpha -- were instrumented directly in ChampSim rather than continuing to sweep them. A simplified, Magellan-inspired prefetcher module ("loop_guided") was built for ChampSim: since ChampSim's trace format records only addresses and never the register/memory values a genuine indirect-address computation (A[B[i]]) would need, the module instead detects periodic address-delta patterns per load PC -- a proxy for "this load revisits the same relative pattern every loop iteration", the same structural property Magellan's own dependence-graph extraction exploits.</w:t>
+      </w:r>
+    </w:p>
+    <w:p>
+      <w:pPr/>
+      <w:r>
+        <w:t>A second finding shaped the instrumentation design: ChampSim's core does not model wrong-path instruction fetch at all -- every branch's correctness is checked against the trace's oracle-known outcome the instant it is fetched, so no instructions are ever fetched past a to-be-mispredicted branch. Reproducing genuine wrong-path prefetch dispatch was therefore not attempted; instead, wrong-path-equivalence is measured by asking whether the branch a prefetch's target implicitly depended on was mispredicted by the time the corresponding real access happened -- exactly the mechanism Magellan's own paper describes (Sec. 4.4) for why mispredicted loop induction variables corrupt prefetch targets. This only requires real per-branch outcomes and real dynamic timing, both of which ChampSim already models correctly.</w:t>
+      </w:r>
+    </w:p>
+    <w:p>
+      <w:pPr>
+        <w:pStyle w:val="Heading2"/>
+      </w:pPr>
+      <w:r>
+        <w:t>3.2 Iterative Measurement Refinement</w:t>
+      </w:r>
+    </w:p>
+    <w:p>
+      <w:pPr/>
+      <w:r>
+        <w:t>A code review across 8 finder passes and 3 independent verifier passes caught a series of real correctness gaps in the first instrumentation attempt, each fixed and re-measured:</w:t>
+      </w:r>
+    </w:p>
+    <w:p>
+      <w:pPr/>
+      <w:r>
+        <w:t>v1 counted every conditional branch retiring between a prefetch's issue and its use, not just ones control-dependent on that specific prefetch -- 87.8% of matched prefetches hit a 32-branch overflow cap. v2 scoped counting to each PC's most-likely gating branch, reducing the overflow bucket to 39% but revealing low identification confidence (31-45%). v3 fixed a warmup-boundary bug (the dominant remaining cause of inflated waste), bounded candidate identification to a coarse same-function IP-distance proxy, locked each PC's identified gating branch for consistency, and made every remaining bias (queue eviction, staleness, sentinel collisions) either fixed or a counted, visible CSV column instead of a silent one -- reducing the overflow bucket to 2.0%. v4 root-caused and fixed a Phase 1 prefetcher design issue the v3 fixes had only diagnosed: a single lookahead slot shared across all tracked load sites was repeatedly stomped and reset, issuing prefetches far faster than real occurrences could close them out.</w:t>
+      </w:r>
+    </w:p>
+    <w:p>
+      <w:pPr>
+        <w:jc w:val="center"/>
+      </w:pPr>
+      <w:r>
+        <w:drawing>
+          <wp:inline xmlns:a="http://schemas.openxmlformats.org/drawingml/2006/main" xmlns:pic="http://schemas.openxmlformats.org/drawingml/2006/picture">
+            <wp:extent cx="5303520" cy="3437960"/>
+            <wp:docPr id="4" name="Picture 4"/>
+            <wp:cNvGraphicFramePr>
+              <a:graphicFrameLocks noChangeAspect="1"/>
+            </wp:cNvGraphicFramePr>
+            <a:graphic>
+              <a:graphicData uri="http://schemas.openxmlformats.org/drawingml/2006/picture">
+                <pic:pic>
+                  <pic:nvPicPr>
+                    <pic:cNvPr id="0" name="fig5_debugging_journey.png"/>
+                    <pic:cNvPicPr/>
+                  </pic:nvPicPr>
+                  <pic:blipFill>
+                    <a:blip r:embed="rId12"/>
+                    <a:stretch>
+                      <a:fillRect/>
+                    </a:stretch>
+                  </pic:blipFill>
+                  <pic:spPr>
+                    <a:xfrm>
+                      <a:off x="0" y="0"/>
+                      <a:ext cx="5303520" cy="3437960"/>
+                    </a:xfrm>
+                    <a:prstGeom prst="rect"/>
+                  </pic:spPr>
+                </pic:pic>
+              </a:graphicData>
+            </a:graphic>
+          </wp:inline>
+        </w:drawing>
+      </w:r>
+    </w:p>
+    <w:p>
+      <w:pPr>
+        <w:pStyle w:val="Caption"/>
+        <w:jc w:val="center"/>
+      </w:pPr>
+      <w:r>
+        <w:rPr>
+          <w:color w:val="52514E"/>
+        </w:rPr>
+        <w:t>Figure 4. Overflow-bucket concentration (share of matched prefetches whose control-dependent-branch count exceeded the histogram's 32-branch cap) across three rounds of instrumentation fixes -- evidence of methodological convergence, not just a single uncontested measurement.</w:t>
+      </w:r>
+    </w:p>
+    <w:p>
+      <w:pPr>
+        <w:pStyle w:val="Heading2"/>
+      </w:pPr>
+      <w:r>
+        <w:t>3.3 Results</w:t>
+      </w:r>
+    </w:p>
+    <w:p>
+      <w:pPr/>
+      <w:r>
+        <w:t>After the v4 fix (per-PC lookahead state, plus a disclosed IPC-vs-measurement-reliability tradeoff confirmed with the project owner), 4 of the 5 tracked load sites in 429.mcf produce internally-consistent, trustworthy waste measurements -- validated as purely additive to simulated behavior throughout (the instrumentation never changes IPC or prefetch counts; only the deliberate v4 prefetcher-policy change did, disclosed separately).</w:t>
+      </w:r>
+    </w:p>
+    <w:p>
+      <w:pPr>
+        <w:jc w:val="center"/>
+      </w:pPr>
+      <w:r>
+        <w:drawing>
+          <wp:inline xmlns:a="http://schemas.openxmlformats.org/drawingml/2006/main" xmlns:pic="http://schemas.openxmlformats.org/drawingml/2006/picture">
+            <wp:extent cx="5303520" cy="3217569"/>
+            <wp:docPr id="5" name="Picture 5"/>
+            <wp:cNvGraphicFramePr>
+              <a:graphicFrameLocks noChangeAspect="1"/>
+            </wp:cNvGraphicFramePr>
+            <a:graphic>
+              <a:graphicData uri="http://schemas.openxmlformats.org/drawingml/2006/picture">
+                <pic:pic>
+                  <pic:nvPicPr>
+                    <pic:cNvPr id="0" name="fig4_champsim_empirical.png"/>
+                    <pic:cNvPicPr/>
+                  </pic:nvPicPr>
+                  <pic:blipFill>
+                    <a:blip r:embed="rId13"/>
+                    <a:stretch>
+                      <a:fillRect/>
+                    </a:stretch>
+                  </pic:blipFill>
+                  <pic:spPr>
+                    <a:xfrm>
+                      <a:off x="0" y="0"/>
+                      <a:ext cx="5303520" cy="3217569"/>
+                    </a:xfrm>
+                    <a:prstGeom prst="rect"/>
+                  </pic:spPr>
+                </pic:pic>
+              </a:graphicData>
+            </a:graphic>
+          </wp:inline>
+        </w:drawing>
+      </w:r>
+    </w:p>
+    <w:p>
+      <w:pPr>
+        <w:pStyle w:val="Caption"/>
+        <w:jc w:val="center"/>
+      </w:pPr>
+      <w:r>
+        <w:rPr>
+          <w:color w:val="52514E"/>
+        </w:rPr>
+        <w:t>Figure 5. Measured wrong-path-equivalent waste fraction per tracked load site. Two sites carry large sample sizes (~9,500 matched prefetches each) at an 18.3% waste rate -- inside the calibrated analytical model's predicted range (Figure 2). The fifth site remains excluded: its low absolute occurrence count suggests a genuinely low-frequency or irregularly-spaced access pattern the "match against the next occurrence" model doesn't suit, rather than a fixable measurement bias.</w:t>
+      </w:r>
+    </w:p>
+    <w:p>
+      <w:pPr>
+        <w:pStyle w:val="Heading2"/>
+      </w:pPr>
+      <w:r>
+        <w:t>3.4 What This Does and Does Not Establish</w:t>
+      </w:r>
+    </w:p>
+    <w:p>
+      <w:pPr/>
+      <w:r>
+        <w:t>This is real, corroborating empirical evidence for the analytical model's central claim -- two independent, well-diagnosed measurements landing inside the predicted range, not merely "plausible in principle." It is not yet sufficient to bulk-replace the model's swept assumptions: the evidence comes from a single workload (mcf) over a short (5M-instruction) simulation window, and gating-branch identification remains a coarse IP-distance heuristic rather than genuine control-dependence analysis. The immediate next step is feeding these four real distributions into the analytical model in place of the swept GATING_BRANCHES_OPTIONS/ZIPF_ALPHA_OPTIONS ranges and checking whether the composed residual-bandwidth conclusion survives, followed by validation on 1-2 additional workloads, before any further investment in the mechanism proposed in Section 4.</w:t>
+      </w:r>
+    </w:p>
+    <w:p>
+      <w:pPr>
+        <w:pStyle w:val="Heading1"/>
+      </w:pPr>
+      <w:r>
+        <w:t>4. Approach</w:t>
+      </w:r>
+    </w:p>
+    <w:p>
+      <w:pPr>
+        <w:pStyle w:val="Heading2"/>
+      </w:pPr>
+      <w:r>
+        <w:t>4.1 Core Idea</w:t>
       </w:r>
     </w:p>
     <w:p>
@@ -474,7 +782,7 @@
         <w:pStyle w:val="Heading2"/>
       </w:pPr>
       <w:r>
-        <w:t>3.2 Mechanism Sketch</w:t>
+        <w:t>4.2 Mechanism Sketch</w:t>
       </w:r>
     </w:p>
     <w:p>
@@ -498,7 +806,7 @@
         <w:pStyle w:val="ListNumber"/>
       </w:pPr>
       <w:r>
-        <w:t>Dispatch-time gate: when a tagged prefetch reaches issue/dispatch, look up the current confidence signal for its gating branch(es). If confidence is above a threshold, dispatch normally. If confidence is low, apply a graduated response rather than a binary block (see §3.3) — informed by the LLBP-X-derived (corrected: Mutlu et al. wrong-path usefulness) constraint that some wrong-path work is still beneficial, so a blanket “disable on divergence” policy is not appropriate.</w:t>
+        <w:t>Dispatch-time gate: when a tagged prefetch reaches issue/dispatch, look up the current confidence signal for its gating branch(es). If confidence is above a threshold, dispatch normally. If confidence is low, apply a graduated response rather than a binary block (see §4.3) — informed by the LLBP-X-derived (corrected: Mutlu et al. wrong-path usefulness) constraint that some wrong-path work is still beneficial, so a blanket “disable on divergence” policy is not appropriate.</w:t>
       </w:r>
     </w:p>
     <w:p>
@@ -522,7 +830,7 @@
         <w:pStyle w:val="Heading2"/>
       </w:pPr>
       <w:r>
-        <w:t>3.3 Design Space for the Gate (Graduated, Not Binary)</w:t>
+        <w:t>4.3 Design Space for the Gate (Graduated, Not Binary)</w:t>
       </w:r>
     </w:p>
     <w:p>
@@ -567,7 +875,7 @@
         <w:pStyle w:val="Heading1"/>
       </w:pPr>
       <w:r>
-        <w:t>4. Possible Solutions</w:t>
+        <w:t>5. Possible Solutions</w:t>
       </w:r>
     </w:p>
     <w:p>
@@ -575,7 +883,7 @@
         <w:pStyle w:val="Heading2"/>
       </w:pPr>
       <w:r>
-        <w:t>4.1 Solution A — Static Confidence Threshold Gate (Low Complexity)</w:t>
+        <w:t>5.1 Solution A — Static Confidence Threshold Gate (Low Complexity)</w:t>
       </w:r>
     </w:p>
     <w:p>
@@ -592,7 +900,7 @@
         <w:pStyle w:val="Heading2"/>
       </w:pPr>
       <w:r>
-        <w:t>4.2 Solution B — Per-Branch Reconvergence-Gated Dispatch (Primary Proposal)</w:t>
+        <w:t>5.2 Solution B — Per-Branch Reconvergence-Gated Dispatch (Primary Proposal)</w:t>
       </w:r>
     </w:p>
     <w:p>
@@ -601,7 +909,7 @@
           <w:b w:val="0"/>
           <w:i w:val="0"/>
         </w:rPr>
-        <w:t>The mechanism described in §3: per-branch dynamic confidence derived from a CHESS-style similarity/reference-trace predictor, compiler-tagged gating-branch metadata on each prefetch, and a graduated (delay/downgrade/suppress) dispatch policy rather than a binary gate. This directly targets the diffuse, high-H2P-density waste that reactive throttling cannot reach (§2.4, Q3), while the cost-aware tiering addresses the LLBP-X-corrected constraint that not all wrong-path work is worthless. Highest expected payoff; highest implementation complexity (requires new compiler metadata and a new dispatch-time hardware structure).</w:t>
+        <w:t>The mechanism described in §4: per-branch dynamic confidence derived from a CHESS-style similarity/reference-trace predictor, compiler-tagged gating-branch metadata on each prefetch, and a graduated (delay/downgrade/suppress) dispatch policy rather than a binary gate. This directly targets the diffuse, high-H2P-density waste that reactive throttling cannot reach (§2.4, Q3), while the cost-aware tiering addresses the LLBP-X-corrected constraint that not all wrong-path work is worthless. Highest expected payoff; highest implementation complexity (requires new compiler metadata and a new dispatch-time hardware structure).</w:t>
       </w:r>
     </w:p>
     <w:p>
@@ -609,7 +917,7 @@
         <w:pStyle w:val="Heading2"/>
       </w:pPr>
       <w:r>
-        <w:t>4.3 Solution C — Hybrid Reactive + Proactive Throttling</w:t>
+        <w:t>5.3 Solution C — Hybrid Reactive + Proactive Throttling</w:t>
       </w:r>
     </w:p>
     <w:p>
@@ -626,7 +934,7 @@
         <w:pStyle w:val="Heading2"/>
       </w:pPr>
       <w:r>
-        <w:t>4.4 Solution D — Memory-Controller-Side Priority Demotion (Fallback / Complementary)</w:t>
+        <w:t>5.4 Solution D — Memory-Controller-Side Priority Demotion (Fallback / Complementary)</w:t>
       </w:r>
     </w:p>
     <w:p>
@@ -643,7 +951,7 @@
         <w:pStyle w:val="Heading2"/>
       </w:pPr>
       <w:r>
-        <w:t>4.5 Recommended Path</w:t>
+        <w:t>5.5 Recommended Path</w:t>
       </w:r>
     </w:p>
     <w:p>
@@ -665,7 +973,7 @@
         <w:pStyle w:val="Heading1"/>
       </w:pPr>
       <w:r>
-        <w:t>5. References</w:t>
+        <w:t>6. References</w:t>
       </w:r>
     </w:p>
     <w:p>
@@ -732,6 +1040,21 @@
       </w:r>
       <w:r>
         <w:t>General industry and patent literature on confidence/accuracy-based throttling for hardware (stream/next-line) prefetchers — cited as a class of adjacent, reactive prior art; no single representative patent independently verified for this document.</w:t>
+      </w:r>
+    </w:p>
+    <w:p>
+      <w:pPr/>
+      <w:r>
+        <w:rPr>
+          <w:b/>
+        </w:rPr>
+        <w:t xml:space="preserve">[7] </w:t>
+      </w:r>
+      <w:r>
+        <w:rPr>
+          <w:b w:val="0"/>
+        </w:rPr>
+        <w:t>Gober, N., Chacon, G., Wang, L., Gratz, P. V., Jimenez, D. A., Teran, E., Pugsley, S., &amp; Kim, J. (2022). The Championship Simulator: Architectural Simulation for Education and Competition. arXiv:2210.14324. (ChampSim, used for the empirical validation in Section 3.)</w:t>
       </w:r>
     </w:p>
     <w:sectPr>

--- a/proposal/proposal.docx
+++ b/proposal/proposal.docx
@@ -743,13 +743,155 @@
         <w:pStyle w:val="Heading2"/>
       </w:pPr>
       <w:r>
-        <w:t>3.4 What This Does and Does Not Establish</w:t>
+        <w:t>3.4 Calibration Cross-Check</w:t>
       </w:r>
     </w:p>
     <w:p>
       <w:pPr/>
       <w:r>
-        <w:t>This is real, corroborating empirical evidence for the analytical model's central claim -- two independent, well-diagnosed measurements landing inside the predicted range, not merely "plausible in principle." It is not yet sufficient to bulk-replace the model's swept assumptions: the evidence comes from a single workload (mcf) over a short (5M-instruction) simulation window, and gating-branch identification remains a coarse IP-distance heuristic rather than genuine control-dependence analysis. The immediate next step is feeding these four real distributions into the analytical model in place of the swept GATING_BRANCHES_OPTIONS/ZIPF_ALPHA_OPTIONS ranges and checking whether the composed residual-bandwidth conclusion survives, followed by validation on 1-2 additional workloads, before any further investment in the mechanism proposed in Section 4.</w:t>
+        <w:t>Before trusting the Phase 2 measurements further, ChampSim's own simulated total DRAM bandwidth overhead was compared against Magellan's own reported ~10% total prefetch overhead -- the same with-vs-without-prefetching comparison Magellan's own Fig. 19 makes, run on the same trace and window.</w:t>
+      </w:r>
+    </w:p>
+    <w:p>
+      <w:pPr>
+        <w:jc w:val="center"/>
+      </w:pPr>
+      <w:r>
+        <w:drawing>
+          <wp:inline xmlns:a="http://schemas.openxmlformats.org/drawingml/2006/main" xmlns:pic="http://schemas.openxmlformats.org/drawingml/2006/picture">
+            <wp:extent cx="5303520" cy="3527608"/>
+            <wp:docPr id="6" name="Picture 6"/>
+            <wp:cNvGraphicFramePr>
+              <a:graphicFrameLocks noChangeAspect="1"/>
+            </wp:cNvGraphicFramePr>
+            <a:graphic>
+              <a:graphicData uri="http://schemas.openxmlformats.org/drawingml/2006/picture">
+                <pic:pic>
+                  <pic:nvPicPr>
+                    <pic:cNvPr id="0" name="fig6_phase3_calibration.png"/>
+                    <pic:cNvPicPr/>
+                  </pic:nvPicPr>
+                  <pic:blipFill>
+                    <a:blip r:embed="rId14"/>
+                    <a:stretch>
+                      <a:fillRect/>
+                    </a:stretch>
+                  </pic:blipFill>
+                  <pic:spPr>
+                    <a:xfrm>
+                      <a:off x="0" y="0"/>
+                      <a:ext cx="5303520" cy="3527608"/>
+                    </a:xfrm>
+                    <a:prstGeom prst="rect"/>
+                  </pic:spPr>
+                </pic:pic>
+              </a:graphicData>
+            </a:graphic>
+          </wp:inline>
+        </w:drawing>
+      </w:r>
+    </w:p>
+    <w:p>
+      <w:pPr>
+        <w:pStyle w:val="Caption"/>
+        <w:jc w:val="center"/>
+      </w:pPr>
+      <w:r>
+        <w:rPr>
+          <w:color w:val="52514E"/>
+        </w:rPr>
+        <w:t>Figure 6. Measured total prefetch-bandwidth overhead is far below Magellan's own reported figure at both prefetch-distance settings tested (log scale). Traced to an exact mechanism, not a bug: LLC-level prefetch misses almost perfectly substitute for a matching reduction in demand-load misses, confirming prefetches overwhelmingly retime existing fetches rather than adding new ones -- the same qualitative story as Magellan's own paper, just a more conservative version of it.</w:t>
+      </w:r>
+    </w:p>
+    <w:p>
+      <w:pPr/>
+      <w:r>
+        <w:t>This does not contradict the 18.3% waste finding above: that measures a proxy for waste in a hypothetical deep-ROB machine with genuine wrong-path instruction fetch, which ChampSim's core does not model at all, so a "wrong-path-equivalent" prefetch can still go on to be used by a later demand access and contribute zero net extra bandwidth in the only world ChampSim can actually simulate. The two numbers are complementary measurements of different things, not competing ones. The calibration check raised no red flag, but the gap versus Magellan's own figure is large enough that this specific prefetcher/workload combination should not be treated as bandwidth-representative of a tuned production system -- a caveat carried into Section 3.5, not resolved here.</w:t>
+      </w:r>
+    </w:p>
+    <w:p>
+      <w:pPr>
+        <w:pStyle w:val="Heading2"/>
+      </w:pPr>
+      <w:r>
+        <w:t>3.5 Closing the Loop: Real Data in the Analytical Model</w:t>
+      </w:r>
+    </w:p>
+    <w:p>
+      <w:pPr/>
+      <w:r>
+        <w:t>The real distributions measured in Sections 3.3-3.4 were fed into the calibrated analytical model's own functions (Section 2.4) in place of the swept gating_branches/alpha/total-overhead assumptions, to check whether the composed residual-bandwidth prediction survives contact with real data. Using the real aggregate wrong-path rate (25.3%, weighted across the four trustworthy sites) and the real waste concentration (only 4 distinct prefetch-issuing sites were found in this workload, not the 32 originally assumed; the best-fit Zipf concentration parameter is alpha~=0.49, mid-range within what was swept) -- combined with Magellan's literature-anchored overhead rather than this project's own under-representative measurement (Section 3.4) -- the composed residual comes out to 1.62% of one DRAM channel.</w:t>
+      </w:r>
+    </w:p>
+    <w:p>
+      <w:pPr>
+        <w:jc w:val="center"/>
+      </w:pPr>
+      <w:r>
+        <w:drawing>
+          <wp:inline xmlns:a="http://schemas.openxmlformats.org/drawingml/2006/main" xmlns:pic="http://schemas.openxmlformats.org/drawingml/2006/picture">
+            <wp:extent cx="5303520" cy="2221661"/>
+            <wp:docPr id="7" name="Picture 7"/>
+            <wp:cNvGraphicFramePr>
+              <a:graphicFrameLocks noChangeAspect="1"/>
+            </wp:cNvGraphicFramePr>
+            <a:graphic>
+              <a:graphicData uri="http://schemas.openxmlformats.org/drawingml/2006/picture">
+                <pic:pic>
+                  <pic:nvPicPr>
+                    <pic:cNvPr id="0" name="fig7_phase4_validation.png"/>
+                    <pic:cNvPicPr/>
+                  </pic:nvPicPr>
+                  <pic:blipFill>
+                    <a:blip r:embed="rId15"/>
+                    <a:stretch>
+                      <a:fillRect/>
+                    </a:stretch>
+                  </pic:blipFill>
+                  <pic:spPr>
+                    <a:xfrm>
+                      <a:off x="0" y="0"/>
+                      <a:ext cx="5303520" cy="2221661"/>
+                    </a:xfrm>
+                    <a:prstGeom prst="rect"/>
+                  </pic:spPr>
+                </pic:pic>
+              </a:graphicData>
+            </a:graphic>
+          </wp:inline>
+        </w:drawing>
+      </w:r>
+    </w:p>
+    <w:p>
+      <w:pPr>
+        <w:pStyle w:val="Caption"/>
+        <w:jc w:val="center"/>
+      </w:pPr>
+      <w:r>
+        <w:rPr>
+          <w:color w:val="52514E"/>
+        </w:rPr>
+        <w:t>Figure 7. The composed model's prediction, made before any ChampSim data existed, against real measured data. The real-data result (green) lands inside the originally predicted typical range; using this project's own conservatively-tuned overhead measurement instead (gray) lands far below it, consistent with the Section 3.4 caveat rather than contradicting the model.</w:t>
+      </w:r>
+    </w:p>
+    <w:p>
+      <w:pPr/>
+      <w:r>
+        <w:t>One discrepancy surfaced rather than resolved: the model's formula, given ChampSim's own real branch-accuracy statistics for this run (MPKI 2.456, 97.17% program-wide accuracy), predicts only 5.2% wrong-path at the real measured gating_branches (mean 1.843) -- about 5x below the 25.3% actually measured. Matching the real rate would require the specific identified gating branch to have a local accuracy near 85%, well below the program-wide average. This is consistent with that branch being a disproportionately hard-to-predict (H2P) one rather than an average branch, which a single global-accuracy figure cannot see -- and it directly reinforces this proposal's core premise that per-branch, not program-average, confidence is the signal worth gating prefetch dispatch on.</w:t>
+      </w:r>
+    </w:p>
+    <w:p>
+      <w:pPr>
+        <w:pStyle w:val="Heading2"/>
+      </w:pPr>
+      <w:r>
+        <w:t>3.6 What This Does and Does Not Establish</w:t>
+      </w:r>
+    </w:p>
+    <w:p>
+      <w:pPr/>
+      <w:r>
+        <w:t>This is real, corroborating empirical evidence for the analytical model's central claim, now closed into a full loop: a composed prediction made from swept literature-anchored assumptions alone (Section 2.4) was checked against real ChampSim measurements (Sections 3.3-3.4) and survived (Section 3.5) -- not merely "plausible in principle" but landing inside the range predicted before any simulator time was spent. This is still not proof: the evidence comes from a single workload (mcf) over a short (5M-instruction) simulation window, one of five tracked load sites remains excluded as unmeasurable with the current method, and gating-branch identification remains a coarse IP-distance heuristic rather than genuine control-dependence analysis. The concrete next steps, in order, are: validate on 1-2 additional workloads and a longer window to check the 18.3%/1.62% figures hold up; investigate the H2P-branch discrepancy in Section 3.5 with direct per-branch accuracy instrumentation; and only then commit to building the mechanism proposed in Section 4.</w:t>
       </w:r>
     </w:p>
     <w:p>
